--- a/docx/README.docx
+++ b/docx/README.docx
@@ -2,7 +2,7 @@
 <file path=word/document.xml><?xml version="1.0" encoding="utf-8"?>
 <w:document xmlns:w="http://schemas.openxmlformats.org/wordprocessingml/2006/main" xmlns:m="http://schemas.openxmlformats.org/officeDocument/2006/math" xmlns:r="http://schemas.openxmlformats.org/officeDocument/2006/relationships" xmlns:o="urn:schemas-microsoft-com:office:office" xmlns:v="urn:schemas-microsoft-com:vml" xmlns:w10="urn:schemas-microsoft-com:office:word" xmlns:a="http://schemas.openxmlformats.org/drawingml/2006/main" xmlns:pic="http://schemas.openxmlformats.org/drawingml/2006/picture" xmlns:wp="http://schemas.openxmlformats.org/drawingml/2006/wordprocessingDrawing">
   <w:body>
-    <w:bookmarkStart w:id="62" w:name="sec1"/>
+    <w:bookmarkStart w:id="63" w:name="sec1"/>
     <w:p>
       <w:pPr>
         <w:pStyle w:val="Heading1"/>
@@ -392,7 +392,7 @@
       </w:r>
     </w:p>
     <w:bookmarkEnd w:id="15"/>
-    <w:bookmarkStart w:id="45" w:name="sec5"/>
+    <w:bookmarkStart w:id="46" w:name="sec5"/>
     <w:p>
       <w:pPr>
         <w:pStyle w:val="Heading2"/>
@@ -469,7 +469,7 @@
         <w:t xml:space="preserve">- 5-minute setup for using maintenance mode commands</w:t>
       </w:r>
     </w:p>
-    <w:bookmarkStart w:id="19" w:name="sec6"/>
+    <w:bookmarkStart w:id="20" w:name="sec6"/>
     <w:p>
       <w:pPr>
         <w:pStyle w:val="Heading3"/>
@@ -803,6 +803,144 @@
     </w:p>
     <w:p>
       <w:pPr>
+        <w:pStyle w:val="BlockText"/>
+      </w:pPr>
+      <w:r>
+        <w:rPr>
+          <w:b/>
+          <w:bCs/>
+        </w:rPr>
+        <w:t xml:space="preserve">Built-in</w:t>
+      </w:r>
+      <w:r>
+        <w:rPr>
+          <w:b/>
+          <w:bCs/>
+        </w:rPr>
+        <w:t xml:space="preserve"> </w:t>
+      </w:r>
+      <w:r>
+        <w:rPr>
+          <w:rStyle w:val="VerbatimChar"/>
+          <w:b/>
+          <w:bCs/>
+        </w:rPr>
+        <w:t xml:space="preserve">-Help</w:t>
+      </w:r>
+      <w:r>
+        <w:rPr>
+          <w:b/>
+          <w:bCs/>
+        </w:rPr>
+        <w:t xml:space="preserve">:</w:t>
+      </w:r>
+      <w:r>
+        <w:t xml:space="preserve"> </w:t>
+      </w:r>
+      <w:r>
+        <w:t xml:space="preserve">every main</w:t>
+      </w:r>
+      <w:r>
+        <w:t xml:space="preserve"> </w:t>
+      </w:r>
+      <w:r>
+        <w:rPr>
+          <w:rStyle w:val="VerbatimChar"/>
+        </w:rPr>
+        <w:t xml:space="preserve">Automation</w:t>
+      </w:r>
+      <w:r>
+        <w:t xml:space="preserve"> </w:t>
+      </w:r>
+      <w:r>
+        <w:t xml:space="preserve">command accepts a</w:t>
+      </w:r>
+      <w:r>
+        <w:t xml:space="preserve"> </w:t>
+      </w:r>
+      <w:r>
+        <w:rPr>
+          <w:rStyle w:val="VerbatimChar"/>
+        </w:rPr>
+        <w:t xml:space="preserve">-Help</w:t>
+      </w:r>
+      <w:r>
+        <w:t xml:space="preserve"> </w:t>
+      </w:r>
+      <w:r>
+        <w:t xml:space="preserve">switch that prints a man-like reference (synopsis, mandatory/optional parameters, types, allowed</w:t>
+      </w:r>
+      <w:r>
+        <w:t xml:space="preserve"> </w:t>
+      </w:r>
+      <w:r>
+        <w:rPr>
+          <w:rStyle w:val="VerbatimChar"/>
+        </w:rPr>
+        <w:t xml:space="preserve">ValidateSet</w:t>
+      </w:r>
+      <w:r>
+        <w:t xml:space="preserve"> </w:t>
+      </w:r>
+      <w:r>
+        <w:t xml:space="preserve">values, and the source-link) and returns without doing anything else — so you never need</w:t>
+      </w:r>
+      <w:r>
+        <w:t xml:space="preserve"> </w:t>
+      </w:r>
+      <w:r>
+        <w:rPr>
+          <w:rStyle w:val="VerbatimChar"/>
+        </w:rPr>
+        <w:t xml:space="preserve">Get-Help</w:t>
+      </w:r>
+      <w:r>
+        <w:t xml:space="preserve">. For example:</w:t>
+      </w:r>
+      <w:r>
+        <w:t xml:space="preserve"> </w:t>
+      </w:r>
+      <w:r>
+        <w:rPr>
+          <w:rStyle w:val="VerbatimChar"/>
+        </w:rPr>
+        <w:t xml:space="preserve">Get-OneViewServerList -Help</w:t>
+      </w:r>
+      <w:r>
+        <w:t xml:space="preserve">. See the</w:t>
+      </w:r>
+      <w:r>
+        <w:t xml:space="preserve"> </w:t>
+      </w:r>
+      <w:hyperlink r:id="rId19">
+        <w:r>
+          <w:rPr>
+            <w:rStyle w:val="Hyperlink"/>
+          </w:rPr>
+          <w:t xml:space="preserve">Built-in command help (</w:t>
+        </w:r>
+        <w:r>
+          <w:rPr>
+            <w:rStyle w:val="VerbatimChar"/>
+          </w:rPr>
+          <w:t xml:space="preserve">-Help</w:t>
+        </w:r>
+        <w:r>
+          <w:rPr>
+            <w:rStyle w:val="Hyperlink"/>
+          </w:rPr>
+          <w:t xml:space="preserve">)</w:t>
+        </w:r>
+      </w:hyperlink>
+      <w:r>
+        <w:t xml:space="preserve"> </w:t>
+      </w:r>
+      <w:r>
+        <w:t xml:space="preserve">section for the full output format.</w:t>
+      </w:r>
+    </w:p>
+    <w:p>
+      <w:pPr>
         <w:pStyle w:val="SourceCode"/>
       </w:pPr>
       <w:r>
@@ -879,8 +1017,8 @@
         </w:pict>
       </w:r>
     </w:p>
-    <w:bookmarkEnd w:id="19"/>
-    <w:bookmarkStart w:id="43" w:name="sec14"/>
+    <w:bookmarkEnd w:id="20"/>
+    <w:bookmarkStart w:id="44" w:name="sec14"/>
     <w:p>
       <w:pPr>
         <w:pStyle w:val="Heading3"/>
@@ -889,7 +1027,7 @@
         <w:t xml:space="preserve">Internal docs index</w:t>
       </w:r>
     </w:p>
-    <w:bookmarkStart w:id="27" w:name="sec15"/>
+    <w:bookmarkStart w:id="28" w:name="sec15"/>
     <w:p>
       <w:pPr>
         <w:pStyle w:val="Heading4"/>
@@ -951,7 +1089,7 @@
             <w:pPr>
               <w:pStyle w:val="Compact"/>
             </w:pPr>
-            <w:hyperlink r:id="rId20">
+            <w:hyperlink r:id="rId21">
               <w:r>
                 <w:rPr>
                   <w:rStyle w:val="Hyperlink"/>
@@ -1019,7 +1157,7 @@
             <w:pPr>
               <w:pStyle w:val="Compact"/>
             </w:pPr>
-            <w:hyperlink r:id="rId21">
+            <w:hyperlink r:id="rId22">
               <w:r>
                 <w:rPr>
                   <w:rStyle w:val="Hyperlink"/>
@@ -1087,7 +1225,7 @@
             <w:pPr>
               <w:pStyle w:val="Compact"/>
             </w:pPr>
-            <w:hyperlink r:id="rId22">
+            <w:hyperlink r:id="rId23">
               <w:r>
                 <w:rPr>
                   <w:rStyle w:val="Hyperlink"/>
@@ -1126,7 +1264,7 @@
             <w:pPr>
               <w:pStyle w:val="Compact"/>
             </w:pPr>
-            <w:hyperlink r:id="rId23">
+            <w:hyperlink r:id="rId24">
               <w:r>
                 <w:rPr>
                   <w:rStyle w:val="Hyperlink"/>
@@ -1155,7 +1293,7 @@
             <w:pPr>
               <w:pStyle w:val="Compact"/>
             </w:pPr>
-            <w:hyperlink r:id="rId24">
+            <w:hyperlink r:id="rId25">
               <w:r>
                 <w:rPr>
                   <w:rStyle w:val="Hyperlink"/>
@@ -1184,7 +1322,7 @@
             <w:pPr>
               <w:pStyle w:val="Compact"/>
             </w:pPr>
-            <w:hyperlink r:id="rId25">
+            <w:hyperlink r:id="rId26">
               <w:r>
                 <w:rPr>
                   <w:rStyle w:val="Hyperlink"/>
@@ -1213,7 +1351,7 @@
             <w:pPr>
               <w:pStyle w:val="Compact"/>
             </w:pPr>
-            <w:hyperlink r:id="rId26">
+            <w:hyperlink r:id="rId27">
               <w:r>
                 <w:rPr>
                   <w:rStyle w:val="Hyperlink"/>
@@ -1236,8 +1374,8 @@
         </w:tc>
       </w:tr>
     </w:tbl>
-    <w:bookmarkEnd w:id="27"/>
-    <w:bookmarkStart w:id="30" w:name="sec16"/>
+    <w:bookmarkEnd w:id="28"/>
+    <w:bookmarkStart w:id="31" w:name="sec16"/>
     <w:p>
       <w:pPr>
         <w:pStyle w:val="Heading4"/>
@@ -1299,7 +1437,7 @@
             <w:pPr>
               <w:pStyle w:val="Compact"/>
             </w:pPr>
-            <w:hyperlink r:id="rId28">
+            <w:hyperlink r:id="rId29">
               <w:r>
                 <w:rPr>
                   <w:rStyle w:val="Hyperlink"/>
@@ -1328,7 +1466,7 @@
             <w:pPr>
               <w:pStyle w:val="Compact"/>
             </w:pPr>
-            <w:hyperlink r:id="rId29">
+            <w:hyperlink r:id="rId30">
               <w:r>
                 <w:rPr>
                   <w:rStyle w:val="Hyperlink"/>
@@ -1380,8 +1518,8 @@
         </w:tc>
       </w:tr>
     </w:tbl>
-    <w:bookmarkEnd w:id="30"/>
-    <w:bookmarkStart w:id="34" w:name="sec17"/>
+    <w:bookmarkEnd w:id="31"/>
+    <w:bookmarkStart w:id="35" w:name="sec17"/>
     <w:p>
       <w:pPr>
         <w:pStyle w:val="Heading4"/>
@@ -1520,7 +1658,7 @@
             <w:pPr>
               <w:pStyle w:val="Compact"/>
             </w:pPr>
-            <w:hyperlink r:id="rId31">
+            <w:hyperlink r:id="rId32">
               <w:r>
                 <w:rPr>
                   <w:rStyle w:val="Hyperlink"/>
@@ -1549,7 +1687,7 @@
             <w:pPr>
               <w:pStyle w:val="Compact"/>
             </w:pPr>
-            <w:hyperlink r:id="rId32">
+            <w:hyperlink r:id="rId33">
               <w:r>
                 <w:rPr>
                   <w:rStyle w:val="Hyperlink"/>
@@ -1578,7 +1716,7 @@
             <w:pPr>
               <w:pStyle w:val="Compact"/>
             </w:pPr>
-            <w:hyperlink r:id="rId33">
+            <w:hyperlink r:id="rId34">
               <w:r>
                 <w:rPr>
                   <w:rStyle w:val="Hyperlink"/>
@@ -1601,8 +1739,8 @@
         </w:tc>
       </w:tr>
     </w:tbl>
-    <w:bookmarkEnd w:id="34"/>
-    <w:bookmarkStart w:id="40" w:name="sec18"/>
+    <w:bookmarkEnd w:id="35"/>
+    <w:bookmarkStart w:id="41" w:name="sec18"/>
     <w:p>
       <w:pPr>
         <w:pStyle w:val="Heading4"/>
@@ -1664,7 +1802,7 @@
             <w:pPr>
               <w:pStyle w:val="Compact"/>
             </w:pPr>
-            <w:hyperlink r:id="rId35">
+            <w:hyperlink r:id="rId36">
               <w:r>
                 <w:rPr>
                   <w:rStyle w:val="Hyperlink"/>
@@ -1693,7 +1831,7 @@
             <w:pPr>
               <w:pStyle w:val="Compact"/>
             </w:pPr>
-            <w:hyperlink r:id="rId36">
+            <w:hyperlink r:id="rId37">
               <w:r>
                 <w:rPr>
                   <w:rStyle w:val="Hyperlink"/>
@@ -1722,7 +1860,7 @@
             <w:pPr>
               <w:pStyle w:val="Compact"/>
             </w:pPr>
-            <w:hyperlink r:id="rId37">
+            <w:hyperlink r:id="rId38">
               <w:r>
                 <w:rPr>
                   <w:rStyle w:val="Hyperlink"/>
@@ -1751,7 +1889,7 @@
             <w:pPr>
               <w:pStyle w:val="Compact"/>
             </w:pPr>
-            <w:hyperlink r:id="rId38">
+            <w:hyperlink r:id="rId39">
               <w:r>
                 <w:rPr>
                   <w:rStyle w:val="Hyperlink"/>
@@ -1780,7 +1918,7 @@
             <w:pPr>
               <w:pStyle w:val="Compact"/>
             </w:pPr>
-            <w:hyperlink r:id="rId39">
+            <w:hyperlink r:id="rId40">
               <w:r>
                 <w:rPr>
                   <w:rStyle w:val="Hyperlink"/>
@@ -1803,8 +1941,8 @@
         </w:tc>
       </w:tr>
     </w:tbl>
-    <w:bookmarkEnd w:id="40"/>
-    <w:bookmarkStart w:id="42" w:name="sec19"/>
+    <w:bookmarkEnd w:id="41"/>
+    <w:bookmarkStart w:id="43" w:name="sec19"/>
     <w:p>
       <w:pPr>
         <w:pStyle w:val="Heading4"/>
@@ -1866,7 +2004,7 @@
             <w:pPr>
               <w:pStyle w:val="Compact"/>
             </w:pPr>
-            <w:hyperlink r:id="rId41">
+            <w:hyperlink r:id="rId42">
               <w:r>
                 <w:rPr>
                   <w:rStyle w:val="Hyperlink"/>
@@ -1889,9 +2027,9 @@
         </w:tc>
       </w:tr>
     </w:tbl>
-    <w:bookmarkEnd w:id="42"/>
     <w:bookmarkEnd w:id="43"/>
-    <w:bookmarkStart w:id="44" w:name="sec20"/>
+    <w:bookmarkEnd w:id="44"/>
+    <w:bookmarkStart w:id="45" w:name="sec20"/>
     <w:p>
       <w:pPr>
         <w:pStyle w:val="Heading3"/>
@@ -2281,9 +2419,9 @@
         </w:pict>
       </w:r>
     </w:p>
-    <w:bookmarkEnd w:id="44"/>
     <w:bookmarkEnd w:id="45"/>
-    <w:bookmarkStart w:id="46" w:name="sec21"/>
+    <w:bookmarkEnd w:id="46"/>
+    <w:bookmarkStart w:id="47" w:name="sec21"/>
     <w:p>
       <w:pPr>
         <w:pStyle w:val="Heading2"/>
@@ -2456,8 +2594,8 @@
         <w:t xml:space="preserve">└── README.md                          # This file</w:t>
       </w:r>
     </w:p>
-    <w:bookmarkEnd w:id="46"/>
-    <w:bookmarkStart w:id="47" w:name="sec22"/>
+    <w:bookmarkEnd w:id="47"/>
+    <w:bookmarkStart w:id="48" w:name="sec22"/>
     <w:p>
       <w:pPr>
         <w:pStyle w:val="Heading2"/>
@@ -2610,8 +2748,8 @@
         </w:pict>
       </w:r>
     </w:p>
-    <w:bookmarkEnd w:id="47"/>
-    <w:bookmarkStart w:id="48" w:name="sec23"/>
+    <w:bookmarkEnd w:id="48"/>
+    <w:bookmarkStart w:id="49" w:name="sec23"/>
     <w:p>
       <w:pPr>
         <w:pStyle w:val="Heading2"/>
@@ -3032,8 +3170,8 @@
         </w:pict>
       </w:r>
     </w:p>
-    <w:bookmarkEnd w:id="48"/>
-    <w:bookmarkStart w:id="50" w:name="sec24"/>
+    <w:bookmarkEnd w:id="49"/>
+    <w:bookmarkStart w:id="51" w:name="sec24"/>
     <w:p>
       <w:pPr>
         <w:pStyle w:val="Heading2"/>
@@ -3134,6 +3272,48 @@
               <w:rPr>
                 <w:rStyle w:val="VerbatimChar"/>
               </w:rPr>
+              <w:t xml:space="preserve">make list-commands</w:t>
+            </w:r>
+          </w:p>
+        </w:tc>
+        <w:tc>
+          <w:tcPr/>
+          <w:p>
+            <w:pPr>
+              <w:pStyle w:val="Compact"/>
+            </w:pPr>
+            <w:r>
+              <w:t xml:space="preserve">List all available</w:t>
+            </w:r>
+            <w:r>
+              <w:t xml:space="preserve"> </w:t>
+            </w:r>
+            <w:r>
+              <w:rPr>
+                <w:rStyle w:val="VerbatimChar"/>
+              </w:rPr>
+              <w:t xml:space="preserve">Automation</w:t>
+            </w:r>
+            <w:r>
+              <w:t xml:space="preserve"> </w:t>
+            </w:r>
+            <w:r>
+              <w:t xml:space="preserve">module commands (28) with synopses</w:t>
+            </w:r>
+          </w:p>
+        </w:tc>
+      </w:tr>
+      <w:tr>
+        <w:tc>
+          <w:tcPr/>
+          <w:p>
+            <w:pPr>
+              <w:pStyle w:val="Compact"/>
+            </w:pPr>
+            <w:r>
+              <w:rPr>
+                <w:rStyle w:val="VerbatimChar"/>
+              </w:rPr>
               <w:t xml:space="preserve">make setup</w:t>
             </w:r>
           </w:p>
@@ -3843,7 +4023,7 @@
       <w:r>
         <w:t xml:space="preserve"> </w:t>
       </w:r>
-      <w:hyperlink r:id="rId49">
+      <w:hyperlink r:id="rId50">
         <w:r>
           <w:rPr>
             <w:rStyle w:val="VerbatimChar"/>
@@ -3865,8 +4045,8 @@
         </w:pict>
       </w:r>
     </w:p>
-    <w:bookmarkEnd w:id="50"/>
-    <w:bookmarkStart w:id="52" w:name="sec25"/>
+    <w:bookmarkEnd w:id="51"/>
+    <w:bookmarkStart w:id="53" w:name="sec25"/>
     <w:p>
       <w:pPr>
         <w:pStyle w:val="Heading2"/>
@@ -3898,7 +4078,7 @@
         <w:t xml:space="preserve">at the repository root using PowerShell 7.4 containers.</w:t>
       </w:r>
     </w:p>
-    <w:bookmarkStart w:id="51" w:name="sec26"/>
+    <w:bookmarkStart w:id="52" w:name="sec26"/>
     <w:p>
       <w:pPr>
         <w:pStyle w:val="Heading3"/>
@@ -4027,9 +4207,9 @@
         </w:pict>
       </w:r>
     </w:p>
-    <w:bookmarkEnd w:id="51"/>
     <w:bookmarkEnd w:id="52"/>
-    <w:bookmarkStart w:id="53" w:name="sec27"/>
+    <w:bookmarkEnd w:id="53"/>
+    <w:bookmarkStart w:id="54" w:name="sec27"/>
     <w:p>
       <w:pPr>
         <w:pStyle w:val="Heading2"/>
@@ -4083,8 +4263,8 @@
         </w:pict>
       </w:r>
     </w:p>
-    <w:bookmarkEnd w:id="53"/>
-    <w:bookmarkStart w:id="54" w:name="sec28"/>
+    <w:bookmarkEnd w:id="54"/>
+    <w:bookmarkStart w:id="55" w:name="sec28"/>
     <w:p>
       <w:pPr>
         <w:pStyle w:val="Heading2"/>
@@ -4170,8 +4350,8 @@
         </w:pict>
       </w:r>
     </w:p>
-    <w:bookmarkEnd w:id="54"/>
-    <w:bookmarkStart w:id="55" w:name="sec29"/>
+    <w:bookmarkEnd w:id="55"/>
+    <w:bookmarkStart w:id="56" w:name="sec29"/>
     <w:p>
       <w:pPr>
         <w:pStyle w:val="Heading2"/>
@@ -4203,8 +4383,8 @@
         <w:t xml:space="preserve">file for details.</w:t>
       </w:r>
     </w:p>
-    <w:bookmarkEnd w:id="55"/>
-    <w:bookmarkStart w:id="61" w:name="sec30"/>
+    <w:bookmarkEnd w:id="56"/>
+    <w:bookmarkStart w:id="62" w:name="sec30"/>
     <w:p>
       <w:pPr>
         <w:pStyle w:val="Heading2"/>
@@ -4217,7 +4397,7 @@
       <w:pPr>
         <w:pStyle w:val="FirstParagraph"/>
       </w:pPr>
-      <w:hyperlink r:id="rId56">
+      <w:hyperlink r:id="rId57">
         <w:r>
           <w:rPr>
             <w:rStyle w:val="Hyperlink"/>
@@ -4230,7 +4410,7 @@
       <w:pPr>
         <w:pStyle w:val="BodyText"/>
       </w:pPr>
-      <w:hyperlink r:id="rId57">
+      <w:hyperlink r:id="rId58">
         <w:r>
           <w:rPr>
             <w:rStyle w:val="Hyperlink"/>
@@ -4243,7 +4423,7 @@
       <w:pPr>
         <w:pStyle w:val="BodyText"/>
       </w:pPr>
-      <w:hyperlink r:id="rId58">
+      <w:hyperlink r:id="rId59">
         <w:r>
           <w:rPr>
             <w:rStyle w:val="Hyperlink"/>
@@ -4256,7 +4436,7 @@
       <w:pPr>
         <w:pStyle w:val="BodyText"/>
       </w:pPr>
-      <w:hyperlink r:id="rId59">
+      <w:hyperlink r:id="rId60">
         <w:r>
           <w:rPr>
             <w:rStyle w:val="Hyperlink"/>
@@ -4269,7 +4449,7 @@
       <w:pPr>
         <w:pStyle w:val="BodyText"/>
       </w:pPr>
-      <w:hyperlink r:id="rId58">
+      <w:hyperlink r:id="rId59">
         <w:r>
           <w:rPr>
             <w:rStyle w:val="Hyperlink"/>
@@ -4282,7 +4462,7 @@
       <w:pPr>
         <w:pStyle w:val="BodyText"/>
       </w:pPr>
-      <w:hyperlink r:id="rId60">
+      <w:hyperlink r:id="rId61">
         <w:r>
           <w:rPr>
             <w:rStyle w:val="Hyperlink"/>
@@ -4291,8 +4471,8 @@
         </w:r>
       </w:hyperlink>
     </w:p>
-    <w:bookmarkEnd w:id="61"/>
     <w:bookmarkEnd w:id="62"/>
+    <w:bookmarkEnd w:id="63"/>
     <w:sectPr>
       <w:pgSz w:w="16838" w:h="11906" w:orient="landscape"/>
       <w:footnotePr>

--- a/docx/README.docx
+++ b/docx/README.docx
@@ -1454,7 +1454,7 @@
               <w:pStyle w:val="Compact"/>
             </w:pPr>
             <w:r>
-              <w:t xml:space="preserve">Operational runbook for physical HPE server builds via ConfigMgr + OneView + iLO Redfish</w:t>
+              <w:t xml:space="preserve">Operational runbook for physical HPE server builds via OneView + iLO Redfish</w:t>
             </w:r>
           </w:p>
         </w:tc>

--- a/docx/README.docx
+++ b/docx/README.docx
@@ -2,7 +2,7 @@
 <file path=word/document.xml><?xml version="1.0" encoding="utf-8"?>
 <w:document xmlns:w="http://schemas.openxmlformats.org/wordprocessingml/2006/main" xmlns:m="http://schemas.openxmlformats.org/officeDocument/2006/math" xmlns:r="http://schemas.openxmlformats.org/officeDocument/2006/relationships" xmlns:o="urn:schemas-microsoft-com:office:office" xmlns:v="urn:schemas-microsoft-com:vml" xmlns:w10="urn:schemas-microsoft-com:office:word" xmlns:a="http://schemas.openxmlformats.org/drawingml/2006/main" xmlns:pic="http://schemas.openxmlformats.org/drawingml/2006/picture" xmlns:wp="http://schemas.openxmlformats.org/drawingml/2006/wordprocessingDrawing">
   <w:body>
-    <w:bookmarkStart w:id="63" w:name="sec1"/>
+    <w:bookmarkStart w:id="65" w:name="sec1"/>
     <w:p>
       <w:pPr>
         <w:pStyle w:val="Heading1"/>
@@ -186,7 +186,7 @@
           <w:rPr>
             <w:rStyle w:val="Hyperlink"/>
           </w:rPr>
-          <w:t xml:space="preserve">Makefile Commands</w:t>
+          <w:t xml:space="preserve">Physical Server Build Quick Start</w:t>
         </w:r>
       </w:hyperlink>
     </w:p>
@@ -199,6 +199,23 @@
         </w:numPr>
       </w:pPr>
       <w:hyperlink w:anchor="sec25">
+        <w:r>
+          <w:rPr>
+            <w:rStyle w:val="Hyperlink"/>
+          </w:rPr>
+          <w:t xml:space="preserve">Makefile Commands</w:t>
+        </w:r>
+      </w:hyperlink>
+    </w:p>
+    <w:p>
+      <w:pPr>
+        <w:pStyle w:val="Compact"/>
+        <w:numPr>
+          <w:ilvl w:val="0"/>
+          <w:numId w:val="1001"/>
+        </w:numPr>
+      </w:pPr>
+      <w:hyperlink w:anchor="sec26">
         <w:r>
           <w:rPr>
             <w:rStyle w:val="Hyperlink"/>
@@ -215,7 +232,7 @@
           <w:numId w:val="1003"/>
         </w:numPr>
       </w:pPr>
-      <w:hyperlink w:anchor="sec26">
+      <w:hyperlink w:anchor="sec27">
         <w:r>
           <w:rPr>
             <w:rStyle w:val="Hyperlink"/>
@@ -232,7 +249,7 @@
           <w:numId w:val="1001"/>
         </w:numPr>
       </w:pPr>
-      <w:hyperlink w:anchor="sec27">
+      <w:hyperlink w:anchor="sec28">
         <w:r>
           <w:rPr>
             <w:rStyle w:val="Hyperlink"/>
@@ -249,7 +266,7 @@
           <w:numId w:val="1001"/>
         </w:numPr>
       </w:pPr>
-      <w:hyperlink w:anchor="sec28">
+      <w:hyperlink w:anchor="sec29">
         <w:r>
           <w:rPr>
             <w:rStyle w:val="Hyperlink"/>
@@ -266,7 +283,7 @@
           <w:numId w:val="1001"/>
         </w:numPr>
       </w:pPr>
-      <w:hyperlink w:anchor="sec29">
+      <w:hyperlink w:anchor="sec30">
         <w:r>
           <w:rPr>
             <w:rStyle w:val="Hyperlink"/>
@@ -283,7 +300,7 @@
           <w:numId w:val="1001"/>
         </w:numPr>
       </w:pPr>
-      <w:hyperlink w:anchor="sec30">
+      <w:hyperlink w:anchor="sec31">
         <w:r>
           <w:rPr>
             <w:rStyle w:val="Hyperlink"/>
@@ -2301,7 +2318,7 @@
           <w:numId w:val="1006"/>
         </w:numPr>
       </w:pPr>
-      <w:hyperlink w:anchor="sec24">
+      <w:hyperlink w:anchor="sec25">
         <w:r>
           <w:rPr>
             <w:rStyle w:val="Hyperlink"/>
@@ -2318,7 +2335,7 @@
           <w:numId w:val="1006"/>
         </w:numPr>
       </w:pPr>
-      <w:hyperlink w:anchor="sec25">
+      <w:hyperlink w:anchor="sec26">
         <w:r>
           <w:rPr>
             <w:rStyle w:val="Hyperlink"/>
@@ -2335,7 +2352,7 @@
           <w:numId w:val="1009"/>
         </w:numPr>
       </w:pPr>
-      <w:hyperlink w:anchor="sec26">
+      <w:hyperlink w:anchor="sec27">
         <w:r>
           <w:rPr>
             <w:rStyle w:val="Hyperlink"/>
@@ -2352,7 +2369,7 @@
           <w:numId w:val="1006"/>
         </w:numPr>
       </w:pPr>
-      <w:hyperlink w:anchor="sec27">
+      <w:hyperlink w:anchor="sec28">
         <w:r>
           <w:rPr>
             <w:rStyle w:val="Hyperlink"/>
@@ -2369,7 +2386,7 @@
           <w:numId w:val="1006"/>
         </w:numPr>
       </w:pPr>
-      <w:hyperlink w:anchor="sec28">
+      <w:hyperlink w:anchor="sec29">
         <w:r>
           <w:rPr>
             <w:rStyle w:val="Hyperlink"/>
@@ -2386,7 +2403,7 @@
           <w:numId w:val="1006"/>
         </w:numPr>
       </w:pPr>
-      <w:hyperlink w:anchor="sec29">
+      <w:hyperlink w:anchor="sec30">
         <w:r>
           <w:rPr>
             <w:rStyle w:val="Hyperlink"/>
@@ -2403,7 +2420,7 @@
           <w:numId w:val="1005"/>
         </w:numPr>
       </w:pPr>
-      <w:hyperlink w:anchor="sec30">
+      <w:hyperlink w:anchor="sec31">
         <w:r>
           <w:rPr>
             <w:rStyle w:val="Hyperlink"/>
@@ -3094,7 +3111,7 @@
               <w:pStyle w:val="Compact"/>
             </w:pPr>
             <w:r>
-              <w:t xml:space="preserve">Build physical server</w:t>
+              <w:t xml:space="preserve">Review/deploy physical server</w:t>
             </w:r>
           </w:p>
         </w:tc>
@@ -3108,7 +3125,7 @@
               <w:rPr>
                 <w:rStyle w:val="VerbatimChar"/>
               </w:rPr>
-              <w:t xml:space="preserve">Start-PhysicalServerBuild -ServerIdentifier SERVER -OneViewHost ... -SiteCode P01 ... -DryRun</w:t>
+              <w:t xml:space="preserve">Configure-PhysicalBuild -ServerIdentifier SERVER -OneViewHost oneview.corp.local -ExternalIsoPath ... -GuardRail SERVER</w:t>
             </w:r>
           </w:p>
         </w:tc>
@@ -3172,6 +3189,392 @@
     </w:p>
     <w:bookmarkEnd w:id="49"/>
     <w:bookmarkStart w:id="51" w:name="sec24"/>
+    <w:p>
+      <w:pPr>
+        <w:pStyle w:val="Heading2"/>
+      </w:pPr>
+      <w:r>
+        <w:t xml:space="preserve">Physical Server Build Quick Start</w:t>
+      </w:r>
+    </w:p>
+    <w:p>
+      <w:pPr>
+        <w:pStyle w:val="FirstParagraph"/>
+      </w:pPr>
+      <w:r>
+        <w:rPr>
+          <w:rStyle w:val="VerbatimChar"/>
+        </w:rPr>
+        <w:t xml:space="preserve">Configure-PhysicalBuild</w:t>
+      </w:r>
+      <w:r>
+        <w:t xml:space="preserve"> </w:t>
+      </w:r>
+      <w:r>
+        <w:t xml:space="preserve">is the public build entry point. Supply the target</w:t>
+      </w:r>
+      <w:r>
+        <w:t xml:space="preserve"> </w:t>
+      </w:r>
+      <w:r>
+        <w:t xml:space="preserve">server name or serial number and the OneView appliance; OneView resolves the</w:t>
+      </w:r>
+      <w:r>
+        <w:t xml:space="preserve"> </w:t>
+      </w:r>
+      <w:r>
+        <w:t xml:space="preserve">server details, including the iLO address. Do not supply</w:t>
+      </w:r>
+      <w:r>
+        <w:t xml:space="preserve"> </w:t>
+      </w:r>
+      <w:r>
+        <w:rPr>
+          <w:rStyle w:val="VerbatimChar"/>
+        </w:rPr>
+        <w:t xml:space="preserve">-IloIp</w:t>
+      </w:r>
+      <w:r>
+        <w:t xml:space="preserve"> </w:t>
+      </w:r>
+      <w:r>
+        <w:t xml:space="preserve">for the normal</w:t>
+      </w:r>
+      <w:r>
+        <w:t xml:space="preserve"> </w:t>
+      </w:r>
+      <w:r>
+        <w:t xml:space="preserve">OneView workflow.</w:t>
+      </w:r>
+    </w:p>
+    <w:p>
+      <w:pPr>
+        <w:pStyle w:val="SourceCode"/>
+      </w:pPr>
+      <w:r>
+        <w:rPr>
+          <w:rStyle w:val="NormalTok"/>
+        </w:rPr>
+        <w:t xml:space="preserve">Configure-PhysicalBuild `</w:t>
+      </w:r>
+      <w:r>
+        <w:br/>
+      </w:r>
+      <w:r>
+        <w:rPr>
+          <w:rStyle w:val="NormalTok"/>
+        </w:rPr>
+        <w:t xml:space="preserve">    </w:t>
+      </w:r>
+      <w:r>
+        <w:rPr>
+          <w:rStyle w:val="OperatorTok"/>
+        </w:rPr>
+        <w:t xml:space="preserve">-</w:t>
+      </w:r>
+      <w:r>
+        <w:rPr>
+          <w:rStyle w:val="NormalTok"/>
+        </w:rPr>
+        <w:t xml:space="preserve">ServerIdentifier </w:t>
+      </w:r>
+      <w:r>
+        <w:rPr>
+          <w:rStyle w:val="StringTok"/>
+        </w:rPr>
+        <w:t xml:space="preserve">'srv01'</w:t>
+      </w:r>
+      <w:r>
+        <w:rPr>
+          <w:rStyle w:val="NormalTok"/>
+        </w:rPr>
+        <w:t xml:space="preserve"> `</w:t>
+      </w:r>
+      <w:r>
+        <w:br/>
+      </w:r>
+      <w:r>
+        <w:rPr>
+          <w:rStyle w:val="NormalTok"/>
+        </w:rPr>
+        <w:t xml:space="preserve">    </w:t>
+      </w:r>
+      <w:r>
+        <w:rPr>
+          <w:rStyle w:val="OperatorTok"/>
+        </w:rPr>
+        <w:t xml:space="preserve">-</w:t>
+      </w:r>
+      <w:r>
+        <w:rPr>
+          <w:rStyle w:val="NormalTok"/>
+        </w:rPr>
+        <w:t xml:space="preserve">OneViewHost </w:t>
+      </w:r>
+      <w:r>
+        <w:rPr>
+          <w:rStyle w:val="StringTok"/>
+        </w:rPr>
+        <w:t xml:space="preserve">'oneview.corp.local'</w:t>
+      </w:r>
+      <w:r>
+        <w:rPr>
+          <w:rStyle w:val="NormalTok"/>
+        </w:rPr>
+        <w:t xml:space="preserve"> `</w:t>
+      </w:r>
+      <w:r>
+        <w:br/>
+      </w:r>
+      <w:r>
+        <w:rPr>
+          <w:rStyle w:val="NormalTok"/>
+        </w:rPr>
+        <w:t xml:space="preserve">    </w:t>
+      </w:r>
+      <w:r>
+        <w:rPr>
+          <w:rStyle w:val="OperatorTok"/>
+        </w:rPr>
+        <w:t xml:space="preserve">-</w:t>
+      </w:r>
+      <w:r>
+        <w:rPr>
+          <w:rStyle w:val="NormalTok"/>
+        </w:rPr>
+        <w:t xml:space="preserve">ExternalIsoPath </w:t>
+      </w:r>
+      <w:r>
+        <w:rPr>
+          <w:rStyle w:val="StringTok"/>
+        </w:rPr>
+        <w:t xml:space="preserve">'https://artifacts.corp.local/isos/WinSrv2025.iso'</w:t>
+      </w:r>
+      <w:r>
+        <w:rPr>
+          <w:rStyle w:val="NormalTok"/>
+        </w:rPr>
+        <w:t xml:space="preserve"> `</w:t>
+      </w:r>
+      <w:r>
+        <w:br/>
+      </w:r>
+      <w:r>
+        <w:rPr>
+          <w:rStyle w:val="NormalTok"/>
+        </w:rPr>
+        <w:t xml:space="preserve">    </w:t>
+      </w:r>
+      <w:r>
+        <w:rPr>
+          <w:rStyle w:val="OperatorTok"/>
+        </w:rPr>
+        <w:t xml:space="preserve">-</w:t>
+      </w:r>
+      <w:r>
+        <w:rPr>
+          <w:rStyle w:val="NormalTok"/>
+        </w:rPr>
+        <w:t xml:space="preserve">InMaintenanceWindow `</w:t>
+      </w:r>
+      <w:r>
+        <w:br/>
+      </w:r>
+      <w:r>
+        <w:rPr>
+          <w:rStyle w:val="NormalTok"/>
+        </w:rPr>
+        <w:t xml:space="preserve">    </w:t>
+      </w:r>
+      <w:r>
+        <w:rPr>
+          <w:rStyle w:val="OperatorTok"/>
+        </w:rPr>
+        <w:t xml:space="preserve">-</w:t>
+      </w:r>
+      <w:r>
+        <w:rPr>
+          <w:rStyle w:val="NormalTok"/>
+        </w:rPr>
+        <w:t xml:space="preserve">GuardRail </w:t>
+      </w:r>
+      <w:r>
+        <w:rPr>
+          <w:rStyle w:val="StringTok"/>
+        </w:rPr>
+        <w:t xml:space="preserve">'^srv01$'</w:t>
+      </w:r>
+    </w:p>
+    <w:p>
+      <w:pPr>
+        <w:pStyle w:val="FirstParagraph"/>
+      </w:pPr>
+      <w:r>
+        <w:t xml:space="preserve">When</w:t>
+      </w:r>
+      <w:r>
+        <w:t xml:space="preserve"> </w:t>
+      </w:r>
+      <w:r>
+        <w:rPr>
+          <w:rStyle w:val="VerbatimChar"/>
+        </w:rPr>
+        <w:t xml:space="preserve">-IloCredential</w:t>
+      </w:r>
+      <w:r>
+        <w:t xml:space="preserve"> </w:t>
+      </w:r>
+      <w:r>
+        <w:t xml:space="preserve">is omitted, the command prompts for the iLO username and</w:t>
+      </w:r>
+      <w:r>
+        <w:t xml:space="preserve"> </w:t>
+      </w:r>
+      <w:r>
+        <w:t xml:space="preserve">password after OneView resolves the target. The password is entered securely and</w:t>
+      </w:r>
+      <w:r>
+        <w:t xml:space="preserve"> </w:t>
+      </w:r>
+      <w:r>
+        <w:t xml:space="preserve">the resulting direct iLO credential is reused for Redfish status, ISO mount,</w:t>
+      </w:r>
+      <w:r>
+        <w:t xml:space="preserve"> </w:t>
+      </w:r>
+      <w:r>
+        <w:t xml:space="preserve">boot, reset, and eject operations after</w:t>
+      </w:r>
+      <w:r>
+        <w:t xml:space="preserve"> </w:t>
+      </w:r>
+      <w:r>
+        <w:rPr>
+          <w:rStyle w:val="VerbatimChar"/>
+        </w:rPr>
+        <w:t xml:space="preserve">APPROVE</w:t>
+      </w:r>
+      <w:r>
+        <w:t xml:space="preserve"> </w:t>
+      </w:r>
+      <w:r>
+        <w:t xml:space="preserve">or</w:t>
+      </w:r>
+      <w:r>
+        <w:t xml:space="preserve"> </w:t>
+      </w:r>
+      <w:r>
+        <w:rPr>
+          <w:rStyle w:val="VerbatimChar"/>
+        </w:rPr>
+        <w:t xml:space="preserve">-Deploy</w:t>
+      </w:r>
+      <w:r>
+        <w:t xml:space="preserve">. No credential</w:t>
+      </w:r>
+      <w:r>
+        <w:t xml:space="preserve"> </w:t>
+      </w:r>
+      <w:r>
+        <w:t xml:space="preserve">variable is required.</w:t>
+      </w:r>
+    </w:p>
+    <w:p>
+      <w:pPr>
+        <w:pStyle w:val="BodyText"/>
+      </w:pPr>
+      <w:r>
+        <w:rPr>
+          <w:rStyle w:val="VerbatimChar"/>
+        </w:rPr>
+        <w:t xml:space="preserve">-IloCredential</w:t>
+      </w:r>
+      <w:r>
+        <w:t xml:space="preserve"> </w:t>
+      </w:r>
+      <w:r>
+        <w:t xml:space="preserve">is optional for callers that already have a</w:t>
+      </w:r>
+      <w:r>
+        <w:t xml:space="preserve"> </w:t>
+      </w:r>
+      <w:r>
+        <w:rPr>
+          <w:rStyle w:val="VerbatimChar"/>
+        </w:rPr>
+        <w:t xml:space="preserve">PSCredential</w:t>
+      </w:r>
+      <w:r>
+        <w:t xml:space="preserve">, but</w:t>
+      </w:r>
+      <w:r>
+        <w:t xml:space="preserve"> </w:t>
+      </w:r>
+      <w:r>
+        <w:t xml:space="preserve">the normal interactive workflow should omit it.</w:t>
+      </w:r>
+      <w:r>
+        <w:t xml:space="preserve"> </w:t>
+      </w:r>
+      <w:r>
+        <w:rPr>
+          <w:rStyle w:val="VerbatimChar"/>
+        </w:rPr>
+        <w:t xml:space="preserve">-SkipIlo</w:t>
+      </w:r>
+      <w:r>
+        <w:t xml:space="preserve"> </w:t>
+      </w:r>
+      <w:r>
+        <w:t xml:space="preserve">skips the review-time</w:t>
+      </w:r>
+      <w:r>
+        <w:t xml:space="preserve"> </w:t>
+      </w:r>
+      <w:r>
+        <w:t xml:space="preserve">iLO credential check and prompt; it does not disable the approved deployment’s</w:t>
+      </w:r>
+      <w:r>
+        <w:t xml:space="preserve"> </w:t>
+      </w:r>
+      <w:r>
+        <w:t xml:space="preserve">iLO operations.</w:t>
+      </w:r>
+    </w:p>
+    <w:p>
+      <w:pPr>
+        <w:pStyle w:val="BodyText"/>
+      </w:pPr>
+      <w:r>
+        <w:t xml:space="preserve">See the</w:t>
+      </w:r>
+      <w:r>
+        <w:t xml:space="preserve"> </w:t>
+      </w:r>
+      <w:hyperlink r:id="rId50">
+        <w:r>
+          <w:rPr>
+            <w:rStyle w:val="Hyperlink"/>
+          </w:rPr>
+          <w:t xml:space="preserve">Automation Command Reference</w:t>
+        </w:r>
+      </w:hyperlink>
+      <w:r>
+        <w:t xml:space="preserve"> </w:t>
+      </w:r>
+      <w:r>
+        <w:t xml:space="preserve">for the complete parameter reference and approval workflow.</w:t>
+      </w:r>
+    </w:p>
+    <w:p>
+      <w:r>
+        <w:pict>
+          <v:rect style="width:0;height:1.5pt" o:hralign="center" o:hrstd="t" o:hr="t"/>
+        </w:pict>
+      </w:r>
+    </w:p>
+    <w:bookmarkEnd w:id="51"/>
+    <w:bookmarkStart w:id="53" w:name="sec25"/>
     <w:p>
       <w:pPr>
         <w:pStyle w:val="Heading2"/>
@@ -4023,7 +4426,7 @@
       <w:r>
         <w:t xml:space="preserve"> </w:t>
       </w:r>
-      <w:hyperlink r:id="rId50">
+      <w:hyperlink r:id="rId52">
         <w:r>
           <w:rPr>
             <w:rStyle w:val="VerbatimChar"/>
@@ -4045,8 +4448,8 @@
         </w:pict>
       </w:r>
     </w:p>
-    <w:bookmarkEnd w:id="51"/>
-    <w:bookmarkStart w:id="53" w:name="sec25"/>
+    <w:bookmarkEnd w:id="53"/>
+    <w:bookmarkStart w:id="55" w:name="sec26"/>
     <w:p>
       <w:pPr>
         <w:pStyle w:val="Heading2"/>
@@ -4078,7 +4481,7 @@
         <w:t xml:space="preserve">at the repository root using PowerShell 7.4 containers.</w:t>
       </w:r>
     </w:p>
-    <w:bookmarkStart w:id="52" w:name="sec26"/>
+    <w:bookmarkStart w:id="54" w:name="sec27"/>
     <w:p>
       <w:pPr>
         <w:pStyle w:val="Heading3"/>
@@ -4207,9 +4610,9 @@
         </w:pict>
       </w:r>
     </w:p>
-    <w:bookmarkEnd w:id="52"/>
-    <w:bookmarkEnd w:id="53"/>
-    <w:bookmarkStart w:id="54" w:name="sec27"/>
+    <w:bookmarkEnd w:id="54"/>
+    <w:bookmarkEnd w:id="55"/>
+    <w:bookmarkStart w:id="56" w:name="sec28"/>
     <w:p>
       <w:pPr>
         <w:pStyle w:val="Heading2"/>
@@ -4263,8 +4666,8 @@
         </w:pict>
       </w:r>
     </w:p>
-    <w:bookmarkEnd w:id="54"/>
-    <w:bookmarkStart w:id="55" w:name="sec28"/>
+    <w:bookmarkEnd w:id="56"/>
+    <w:bookmarkStart w:id="57" w:name="sec29"/>
     <w:p>
       <w:pPr>
         <w:pStyle w:val="Heading2"/>
@@ -4350,8 +4753,8 @@
         </w:pict>
       </w:r>
     </w:p>
-    <w:bookmarkEnd w:id="55"/>
-    <w:bookmarkStart w:id="56" w:name="sec29"/>
+    <w:bookmarkEnd w:id="57"/>
+    <w:bookmarkStart w:id="58" w:name="sec30"/>
     <w:p>
       <w:pPr>
         <w:pStyle w:val="Heading2"/>
@@ -4383,8 +4786,8 @@
         <w:t xml:space="preserve">file for details.</w:t>
       </w:r>
     </w:p>
-    <w:bookmarkEnd w:id="56"/>
-    <w:bookmarkStart w:id="62" w:name="sec30"/>
+    <w:bookmarkEnd w:id="58"/>
+    <w:bookmarkStart w:id="64" w:name="sec31"/>
     <w:p>
       <w:pPr>
         <w:pStyle w:val="Heading2"/>
@@ -4397,7 +4800,7 @@
       <w:pPr>
         <w:pStyle w:val="FirstParagraph"/>
       </w:pPr>
-      <w:hyperlink r:id="rId57">
+      <w:hyperlink r:id="rId59">
         <w:r>
           <w:rPr>
             <w:rStyle w:val="Hyperlink"/>
@@ -4410,7 +4813,7 @@
       <w:pPr>
         <w:pStyle w:val="BodyText"/>
       </w:pPr>
-      <w:hyperlink r:id="rId58">
+      <w:hyperlink r:id="rId60">
         <w:r>
           <w:rPr>
             <w:rStyle w:val="Hyperlink"/>
@@ -4423,7 +4826,7 @@
       <w:pPr>
         <w:pStyle w:val="BodyText"/>
       </w:pPr>
-      <w:hyperlink r:id="rId59">
+      <w:hyperlink r:id="rId61">
         <w:r>
           <w:rPr>
             <w:rStyle w:val="Hyperlink"/>
@@ -4436,7 +4839,7 @@
       <w:pPr>
         <w:pStyle w:val="BodyText"/>
       </w:pPr>
-      <w:hyperlink r:id="rId60">
+      <w:hyperlink r:id="rId62">
         <w:r>
           <w:rPr>
             <w:rStyle w:val="Hyperlink"/>
@@ -4449,7 +4852,7 @@
       <w:pPr>
         <w:pStyle w:val="BodyText"/>
       </w:pPr>
-      <w:hyperlink r:id="rId59">
+      <w:hyperlink r:id="rId61">
         <w:r>
           <w:rPr>
             <w:rStyle w:val="Hyperlink"/>
@@ -4462,7 +4865,7 @@
       <w:pPr>
         <w:pStyle w:val="BodyText"/>
       </w:pPr>
-      <w:hyperlink r:id="rId61">
+      <w:hyperlink r:id="rId63">
         <w:r>
           <w:rPr>
             <w:rStyle w:val="Hyperlink"/>
@@ -4471,8 +4874,8 @@
         </w:r>
       </w:hyperlink>
     </w:p>
-    <w:bookmarkEnd w:id="62"/>
-    <w:bookmarkEnd w:id="63"/>
+    <w:bookmarkEnd w:id="64"/>
+    <w:bookmarkEnd w:id="65"/>
     <w:sectPr>
       <w:pgSz w:w="16838" w:h="11906" w:orient="landscape"/>
       <w:footnotePr>
